--- a/docs/source/03_수달라이프_개인정보처리방침_법률검토용초안.docx
+++ b/docs/source/03_수달라이프_개인정보처리방침_법률검토용초안.docx
@@ -40,7 +40,7 @@
           <w:color w:val="5F6B6A"/>
           <w:sz w:val="23"/>
         </w:rPr>
-        <w:t>고객·공급자·관리자 및 서비스 이용기록의 처리 기준</w:t>
+        <w:t>고객·전문가·관리자 및 서비스 이용기록의 처리 기준</w:t>
       </w:r>
     </w:p>
     <w:tbl>
@@ -219,7 +219,7 @@
                 <w:color w:val="152321"/>
                 <w:sz w:val="19"/>
               </w:rPr>
-              <w:t>수달 라이프 고객·공급자 및 문의자</w:t>
+              <w:t>수달 라이프 고객·전문가 및 문의자</w:t>
             </w:r>
           </w:p>
         </w:tc>
@@ -1313,7 +1313,7 @@
                 <w:color w:val="152321"/>
                 <w:sz w:val="17"/>
               </w:rPr>
-              <w:t>공급자 등록·심사</w:t>
+              <w:t>전문가 등록·심사</w:t>
             </w:r>
           </w:p>
         </w:tc>
@@ -1338,7 +1338,7 @@
                 <w:color w:val="152321"/>
                 <w:sz w:val="17"/>
               </w:rPr>
-              <w:t>공급자 확인, 서비스·지역·자격·승인</w:t>
+              <w:t>전문가 확인, 서비스·지역·자격·승인</w:t>
             </w:r>
           </w:p>
         </w:tc>
@@ -1388,7 +1388,7 @@
                 <w:color w:val="152321"/>
                 <w:sz w:val="17"/>
               </w:rPr>
-              <w:t>공급자 활동 종료 후 5년 또는 법정·분쟁 보존기간</w:t>
+              <w:t>전문가 활동 종료 후 5년 또는 법정·분쟁 보존기간</w:t>
             </w:r>
           </w:p>
         </w:tc>
@@ -1542,7 +1542,7 @@
                 <w:color w:val="152321"/>
                 <w:sz w:val="17"/>
               </w:rPr>
-              <w:t>공급자 수수료 차감·복원·환불·원장 관리</w:t>
+              <w:t>전문가 수수료 차감·복원·환불·원장 관리</w:t>
             </w:r>
           </w:p>
         </w:tc>
@@ -1896,7 +1896,7 @@
         <w:ind w:left="547" w:hanging="259"/>
       </w:pPr>
       <w:r>
-        <w:t>선택·배정 공급자에게 연락처·상세주소 제공: 거래 수행을 위한 별도 고지·동의 또는 관계 법령상 근거</w:t>
+        <w:t>선택·배정 전문가에게 연락처·상세주소 제공: 거래 수행을 위한 별도 고지·동의 또는 관계 법령상 근거</w:t>
       </w:r>
     </w:p>
     <w:p>
@@ -2075,7 +2075,7 @@
                 <w:color w:val="152321"/>
                 <w:sz w:val="17"/>
               </w:rPr>
-              <w:t>고객이 선택하거나 회사가 적법하게 배정한 공급자</w:t>
+              <w:t>고객이 선택하거나 회사가 적법하게 배정한 전문가</w:t>
             </w:r>
           </w:p>
         </w:tc>
@@ -2202,7 +2202,7 @@
                 <w:color w:val="152321"/>
                 <w:sz w:val="17"/>
               </w:rPr>
-              <w:t>공급자 신원·자격 확인 및 계약 이행</w:t>
+              <w:t>전문가 신원·자격 확인 및 계약 이행</w:t>
             </w:r>
           </w:p>
         </w:tc>
@@ -2227,7 +2227,7 @@
                 <w:color w:val="152321"/>
                 <w:sz w:val="17"/>
               </w:rPr>
-              <w:t>공급자 상호·표시명, 대표자 또는 담당자, 사업자·연락처·서비스 승인·자격 및 거래에 필요한 정보</w:t>
+              <w:t>전문가 상호·표시명, 대표자 또는 담당자, 사업자·연락처·서비스 승인·자격 및 거래에 필요한 정보</w:t>
             </w:r>
           </w:p>
         </w:tc>
@@ -2309,7 +2309,7 @@
                 <w:color w:val="152321"/>
                 <w:sz w:val="19"/>
               </w:rPr>
-              <w:t>채택·배정 전에는 고객 전화번호와 상세주소를 공급자에게 공개하지 않으며, 종료·교체 후 신규 조회를 차단합니다.</w:t>
+              <w:t>채택·배정 전에는 고객 전화번호와 상세주소를 전문가에게 공개하지 않으며, 종료·교체 후 신규 조회를 차단합니다.</w:t>
             </w:r>
           </w:p>
         </w:tc>
@@ -2418,7 +2418,7 @@
     </w:p>
     <w:p>
       <w:r>
-        <w:t>② 공급자 자격서류에 불가피하게 포함된 문서번호 등은 심사 목적에 필요한 범위에서 처리하고 가능한 경우 가림 처리합니다.</w:t>
+        <w:t>② 전문가 자격서류에 불가피하게 포함된 문서번호 등은 심사 목적에 필요한 범위에서 처리하고 가능한 경우 가림 처리합니다.</w:t>
       </w:r>
     </w:p>
     <w:p>
